--- a/MASTERPLAN/Scripts.docx
+++ b/MASTERPLAN/Scripts.docx
@@ -716,6 +716,118 @@
     <w:p>
       <w:r>
         <w:t>Future script idea: create an NFS validation script that checks package state, nfs-server service status, ports 111 and 2049, exportfs output, showmount output, export directory permissions, and optional test mount behavior.</w:t>
+      </w:r>
+    </w:p>
+    <w:p/>
+    <w:p>
+      <w:pPr>
+        <w:pStyle w:val="Heading1"/>
+      </w:pPr>
+      <w:r>
+        <w:rPr>
+          <w:rFonts w:ascii="Arial" w:hAnsi="Arial"/>
+        </w:rPr>
+        <w:t>Phase 12.4 Script Inventory - 2026-07-07 UTC</w:t>
+      </w:r>
+    </w:p>
+    <w:p>
+      <w:r>
+        <w:rPr>
+          <w:rFonts w:ascii="Arial" w:hAnsi="Arial"/>
+          <w:sz w:val="20"/>
+        </w:rPr>
+        <w:t>Script created on LINUX01: /opt/homelab/scripts/linux01-systemd-heartbeat.sh.</w:t>
+      </w:r>
+    </w:p>
+    <w:p>
+      <w:r>
+        <w:rPr>
+          <w:rFonts w:ascii="Arial" w:hAnsi="Arial"/>
+          <w:sz w:val="20"/>
+        </w:rPr>
+        <w:t>Purpose: simple heartbeat loop for systemd lifecycle, journald logging, file logging, enablement, reboot validation, and rollback practice.</w:t>
+      </w:r>
+    </w:p>
+    <w:p>
+      <w:r>
+        <w:rPr>
+          <w:rFonts w:ascii="Arial" w:hAnsi="Arial"/>
+          <w:sz w:val="20"/>
+        </w:rPr>
+        <w:t>Runs as: homelabsvc.</w:t>
+      </w:r>
+    </w:p>
+    <w:p>
+      <w:r>
+        <w:rPr>
+          <w:rFonts w:ascii="Arial" w:hAnsi="Arial"/>
+          <w:sz w:val="20"/>
+        </w:rPr>
+        <w:t>Log output: /var/log/homelab/systemd/linux01-systemd-heartbeat.log.</w:t>
+      </w:r>
+    </w:p>
+    <w:p>
+      <w:r>
+        <w:rPr>
+          <w:rFonts w:ascii="Arial" w:hAnsi="Arial"/>
+          <w:sz w:val="20"/>
+        </w:rPr>
+        <w:t>Related unit file: /etc/systemd/system/linux01-systemd-heartbeat.service.</w:t>
+      </w:r>
+    </w:p>
+    <w:p>
+      <w:r>
+        <w:rPr>
+          <w:rFonts w:ascii="Arial" w:hAnsi="Arial"/>
+          <w:sz w:val="20"/>
+        </w:rPr>
+        <w:t>Additional workstation script created during this work window: IT-ENGINEER-TOOLKIT/PowerShell/Scripts/Sync-PortfolioToLabUsb.ps1 for safe Portfolio-to-USB copy/update operations.</w:t>
+      </w:r>
+    </w:p>
+    <w:p/>
+    <w:p>
+      <w:r>
+        <w:t>CHG-2026-07-07 - Phase 12.5 SSH Key Expansion Complete</w:t>
+      </w:r>
+    </w:p>
+    <w:p>
+      <w:r>
+        <w:t>Phase 12.5 Sync-PortfolioToLinux.ps1 INFRA01 Validation - Completed 2026-07-07</w:t>
+      </w:r>
+    </w:p>
+    <w:p>
+      <w:r>
+        <w:t>Script: C:\Portfilio\IT-ENGINEER-TOOLKIT\PowerShell\Scripts\Sync-PortfolioToLinux.ps1.</w:t>
+      </w:r>
+    </w:p>
+    <w:p>
+      <w:r>
+        <w:t>Validated mode: -Targets infra01 -NoRsync.</w:t>
+      </w:r>
+    </w:p>
+    <w:p>
+      <w:r>
+        <w:t>Reason for -NoRsync: rsync.exe was not available, so the safer tar/scp create-update fallback was used.</w:t>
+      </w:r>
+    </w:p>
+    <w:p>
+      <w:r>
+        <w:t>Result: archive size was approximately 19.37 MB; INFRA01 /home/michael/Portfolio reported 22M after sync.</w:t>
+      </w:r>
+    </w:p>
+    <w:p>
+      <w:r>
+        <w:t>Safety boundary: -DeleteRemote was not used. Remote delete mirroring remains prohibited until the remote contents and backup process are mature.</w:t>
+      </w:r>
+    </w:p>
+    <w:p>
+      <w:r>
+        <w:t>Troubleshooting note: running the script from C:\Users\ignov with a relative path failed because the working directory was wrong. Using the full script path fixed operator context.</w:t>
+      </w:r>
+    </w:p>
+    <w:p>
+      <w:r>
+        <w:t>Troubleshooting note: direct target alias sync to infra01 succeeded after the multi-target -IncludeInfra01 path stalled at the INFRA01 section.</w:t>
       </w:r>
     </w:p>
     <w:sectPr>
